--- a/task1.docx
+++ b/task1.docx
@@ -3635,44 +3635,6 @@
       </w:r>
     </w:p>
     <w:p>
-      <w:pPr>
-        <w:rPr>
-          <w:b/>
-          <w:bCs/>
-          <w:sz w:val="44"/>
-          <w:szCs w:val="44"/>
-        </w:rPr>
-      </w:pPr>
-      <w:r>
-        <w:rPr>
-          <w:b/>
-          <w:bCs/>
-          <w:sz w:val="44"/>
-          <w:szCs w:val="44"/>
-        </w:rPr>
-        <w:t>GitHub Repos</w:t>
-      </w:r>
-      <w:r>
-        <w:rPr>
-          <w:b/>
-          <w:bCs/>
-          <w:sz w:val="44"/>
-          <w:szCs w:val="44"/>
-        </w:rPr>
-        <w:t>itory link:</w:t>
-      </w:r>
-    </w:p>
-    <w:p>
-      <w:hyperlink r:id="rId14" w:history="1">
-        <w:r>
-          <w:rPr>
-            <w:rStyle w:val="Hyperlink"/>
-          </w:rPr>
-          <w:t>https://github.com/bhanusrivangaveti03-beep/InternSpark-AI-Internship</w:t>
-        </w:r>
-      </w:hyperlink>
-    </w:p>
-    <w:p>
       <w:r>
         <w:rPr>
           <w:b/>
@@ -3681,7 +3643,10 @@
         <w:t>Name</w:t>
       </w:r>
       <w:r>
-        <w:t>:VANGAVETI BHANUSRI</w:t>
+        <w:t>:</w:t>
+      </w:r>
+      <w:r>
+        <w:t>HARSHITHA PALAKI</w:t>
       </w:r>
     </w:p>
     <w:p>
@@ -3711,7 +3676,14 @@
           <w:b/>
           <w:bCs/>
         </w:rPr>
-        <w:t>IS-2026-15339</w:t>
+        <w:t>IS-2026-</w:t>
+      </w:r>
+      <w:r>
+        <w:rPr>
+          <w:b/>
+          <w:bCs/>
+        </w:rPr>
+        <w:t>15340</w:t>
       </w:r>
     </w:p>
     <w:p>
@@ -3724,6 +3696,9 @@
       </w:r>
       <w:r>
         <w:t>:ARTIFICIAL INTELLIGENCE</w:t>
+      </w:r>
+      <w:r>
+        <w:t xml:space="preserve"> </w:t>
       </w:r>
     </w:p>
     <w:p/>
@@ -5610,6 +5585,7 @@
   <w:style w:type="character" w:default="1" w:styleId="DefaultParagraphFont">
     <w:name w:val="Default Paragraph Font"/>
     <w:uiPriority w:val="1"/>
+    <w:semiHidden/>
     <w:unhideWhenUsed/>
   </w:style>
   <w:style w:type="table" w:default="1" w:styleId="TableNormal">
